--- a/CV_Nathaniel_Lane.docx
+++ b/CV_Nathaniel_Lane.docx
@@ -268,90 +268,36 @@
               <w:widowControl w:val="0"/>
               <w:ind w:right="240"/>
             </w:pPr>
-            <w:r>
-              <w:rPr>
-                <w:rStyle w:val="Hyperlink0"/>
-              </w:rPr>
-              <w:fldChar w:fldCharType="begin"/>
-            </w:r>
-            <w:r>
-              <w:rPr>
-                <w:rStyle w:val="Hyperlink0"/>
+            <w:hyperlink r:id="rId7" w:history="1">
+              <w:r>
+                <w:rPr>
+                  <w:rStyle w:val="Hyperlink0"/>
+                  <w:rFonts w:ascii="NewComputerModernSanss10-Regula" w:hAnsi="NewComputerModernSanss10-Regula"/>
+                  <w:sz w:val="18"/>
+                  <w:szCs w:val="18"/>
+                </w:rPr>
+                <w:t>http://nathanlane.info</w:t>
+              </w:r>
+            </w:hyperlink>
+            <w:r>
+              <w:rPr>
                 <w:rFonts w:ascii="NewComputerModernSanss10-Regula" w:eastAsia="NewComputerModernSanss10-Regula" w:hAnsi="NewComputerModernSanss10-Regula" w:cs="NewComputerModernSanss10-Regula"/>
                 <w:sz w:val="18"/>
                 <w:szCs w:val="18"/>
               </w:rPr>
-              <w:instrText xml:space="preserve"> HYPERLINK "http://nathanlane.info"</w:instrText>
-            </w:r>
-            <w:r>
-              <w:rPr>
-                <w:rStyle w:val="Hyperlink0"/>
-              </w:rPr>
-              <w:fldChar w:fldCharType="separate"/>
-            </w:r>
-            <w:r>
-              <w:rPr>
-                <w:rStyle w:val="Hyperlink0"/>
-                <w:rFonts w:ascii="NewComputerModernSanss10-Regula" w:hAnsi="NewComputerModernSanss10-Regula"/>
-                <w:sz w:val="18"/>
-                <w:szCs w:val="18"/>
-              </w:rPr>
-              <w:t>http://nathanlane.info</w:t>
-            </w:r>
-            <w:r>
-              <w:rPr>
-                <w:rFonts w:ascii="NewComputerModernSanss10-Regula" w:eastAsia="NewComputerModernSanss10-Regula" w:hAnsi="NewComputerModernSanss10-Regula" w:cs="NewComputerModernSanss10-Regula"/>
-                <w:sz w:val="18"/>
-                <w:szCs w:val="18"/>
-              </w:rPr>
-              <w:fldChar w:fldCharType="end"/>
-            </w:r>
-            <w:r>
-              <w:rPr>
-                <w:rFonts w:ascii="NewComputerModernSanss10-Regula" w:eastAsia="NewComputerModernSanss10-Regula" w:hAnsi="NewComputerModernSanss10-Regula" w:cs="NewComputerModernSanss10-Regula"/>
-                <w:sz w:val="18"/>
-                <w:szCs w:val="18"/>
-              </w:rPr>
               <w:br/>
             </w:r>
-            <w:r>
-              <w:rPr>
-                <w:rStyle w:val="Hyperlink0"/>
-              </w:rPr>
-              <w:fldChar w:fldCharType="begin"/>
-            </w:r>
-            <w:r>
-              <w:rPr>
-                <w:rStyle w:val="Hyperlink0"/>
-                <w:rFonts w:ascii="NewComputerModernSanss10-Regula" w:eastAsia="NewComputerModernSanss10-Regula" w:hAnsi="NewComputerModernSanss10-Regula" w:cs="NewComputerModernSanss10-Regula"/>
-                <w:sz w:val="18"/>
-                <w:szCs w:val="18"/>
-              </w:rPr>
-              <w:instrText xml:space="preserve"> HYPERLINK "http://sodalabs.io"</w:instrText>
-            </w:r>
-            <w:r>
-              <w:rPr>
-                <w:rStyle w:val="Hyperlink0"/>
-              </w:rPr>
-              <w:fldChar w:fldCharType="separate"/>
-            </w:r>
-            <w:r>
-              <w:rPr>
-                <w:rStyle w:val="Hyperlink0"/>
-                <w:rFonts w:ascii="NewComputerModernSanss10-Regula" w:hAnsi="NewComputerModernSanss10-Regula"/>
-                <w:sz w:val="18"/>
-                <w:szCs w:val="18"/>
-              </w:rPr>
-              <w:t>http://sodalabs.io</w:t>
-            </w:r>
-            <w:r>
-              <w:rPr>
-                <w:rFonts w:ascii="NewComputerModernSanss10-Regula" w:eastAsia="NewComputerModernSanss10-Regula" w:hAnsi="NewComputerModernSanss10-Regula" w:cs="NewComputerModernSanss10-Regula"/>
-                <w:sz w:val="18"/>
-                <w:szCs w:val="18"/>
-              </w:rPr>
-              <w:fldChar w:fldCharType="end"/>
-            </w:r>
+            <w:hyperlink r:id="rId8" w:history="1">
+              <w:r>
+                <w:rPr>
+                  <w:rStyle w:val="Hyperlink0"/>
+                  <w:rFonts w:ascii="NewComputerModernSanss10-Regula" w:hAnsi="NewComputerModernSanss10-Regula"/>
+                  <w:sz w:val="18"/>
+                  <w:szCs w:val="18"/>
+                </w:rPr>
+                <w:t>http://sodalabs.io</w:t>
+              </w:r>
+            </w:hyperlink>
           </w:p>
         </w:tc>
       </w:tr>
@@ -937,44 +883,17 @@
               </w:rPr>
               <w:br/>
             </w:r>
-            <w:r>
-              <w:rPr>
-                <w:rStyle w:val="Hyperlink0"/>
-              </w:rPr>
-              <w:fldChar w:fldCharType="begin"/>
-            </w:r>
-            <w:r>
-              <w:rPr>
-                <w:rStyle w:val="Hyperlink0"/>
-                <w:rFonts w:ascii="NewCMMath-Regular" w:eastAsia="NewCMMath-Regular" w:hAnsi="NewCMMath-Regular" w:cs="NewCMMath-Regular"/>
-                <w:sz w:val="20"/>
-                <w:szCs w:val="20"/>
-              </w:rPr>
-              <w:instrText xml:space="preserve"> HYPERLINK "mailto:daron@mit.edu"</w:instrText>
-            </w:r>
-            <w:r>
-              <w:rPr>
-                <w:rStyle w:val="Hyperlink0"/>
-              </w:rPr>
-              <w:fldChar w:fldCharType="separate"/>
-            </w:r>
-            <w:r>
-              <w:rPr>
-                <w:rStyle w:val="Hyperlink0"/>
-                <w:rFonts w:ascii="NewCMMath-Regular" w:hAnsi="NewCMMath-Regular"/>
-                <w:sz w:val="20"/>
-                <w:szCs w:val="20"/>
-              </w:rPr>
-              <w:t>daron@mit.edu</w:t>
-            </w:r>
-            <w:r>
-              <w:rPr>
-                <w:rFonts w:ascii="NewCMMath-Regular" w:eastAsia="NewCMMath-Regular" w:hAnsi="NewCMMath-Regular" w:cs="NewCMMath-Regular"/>
-                <w:sz w:val="20"/>
-                <w:szCs w:val="20"/>
-              </w:rPr>
-              <w:fldChar w:fldCharType="end"/>
-            </w:r>
+            <w:hyperlink r:id="rId9" w:history="1">
+              <w:r>
+                <w:rPr>
+                  <w:rStyle w:val="Hyperlink0"/>
+                  <w:rFonts w:ascii="NewCMMath-Regular" w:hAnsi="NewCMMath-Regular"/>
+                  <w:sz w:val="20"/>
+                  <w:szCs w:val="20"/>
+                </w:rPr>
+                <w:t>daron@mit.edu</w:t>
+              </w:r>
+            </w:hyperlink>
           </w:p>
         </w:tc>
         <w:tc>
@@ -1092,38 +1011,15 @@
               </w:rPr>
               <w:t xml:space="preserve">+1 773 702 6364, </w:t>
             </w:r>
-            <w:r>
-              <w:rPr>
-                <w:rStyle w:val="Hyperlink0"/>
-              </w:rPr>
-              <w:fldChar w:fldCharType="begin"/>
-            </w:r>
-            <w:r>
-              <w:rPr>
-                <w:rStyle w:val="Hyperlink0"/>
-                <w:rFonts w:ascii="NewCMMath-Regular" w:eastAsia="NewCMMath-Regular" w:hAnsi="NewCMMath-Regular" w:cs="NewCMMath-Regular"/>
-              </w:rPr>
-              <w:instrText xml:space="preserve"> HYPERLINK "mailto:jamesrobinson@uchicago.edu"</w:instrText>
-            </w:r>
-            <w:r>
-              <w:rPr>
-                <w:rStyle w:val="Hyperlink0"/>
-              </w:rPr>
-              <w:fldChar w:fldCharType="separate"/>
-            </w:r>
-            <w:r>
-              <w:rPr>
-                <w:rStyle w:val="Hyperlink0"/>
-                <w:rFonts w:ascii="NewCMMath-Regular" w:hAnsi="NewCMMath-Regular"/>
-              </w:rPr>
-              <w:t>jamesrobinson@uchicago.edu</w:t>
-            </w:r>
-            <w:r>
-              <w:rPr>
-                <w:rFonts w:ascii="NewCMMath-Regular" w:eastAsia="NewCMMath-Regular" w:hAnsi="NewCMMath-Regular" w:cs="NewCMMath-Regular"/>
-              </w:rPr>
-              <w:fldChar w:fldCharType="end"/>
-            </w:r>
+            <w:hyperlink r:id="rId10" w:history="1">
+              <w:r>
+                <w:rPr>
+                  <w:rStyle w:val="Hyperlink0"/>
+                  <w:rFonts w:ascii="NewCMMath-Regular" w:hAnsi="NewCMMath-Regular"/>
+                </w:rPr>
+                <w:t>jamesrobinson@uchicago.edu</w:t>
+              </w:r>
+            </w:hyperlink>
           </w:p>
         </w:tc>
       </w:tr>
@@ -1258,38 +1154,15 @@
               </w:rPr>
               <w:br/>
             </w:r>
-            <w:r>
-              <w:rPr>
-                <w:rStyle w:val="Hyperlink0"/>
-              </w:rPr>
-              <w:fldChar w:fldCharType="begin"/>
-            </w:r>
-            <w:r>
-              <w:rPr>
-                <w:rStyle w:val="Hyperlink0"/>
-                <w:rFonts w:ascii="NewCMMath-Regular" w:eastAsia="NewCMMath-Regular" w:hAnsi="NewCMMath-Regular" w:cs="NewCMMath-Regular"/>
-              </w:rPr>
-              <w:instrText xml:space="preserve"> HYPERLINK "mailto:torsten.persson@iies.su.se"</w:instrText>
-            </w:r>
-            <w:r>
-              <w:rPr>
-                <w:rStyle w:val="Hyperlink0"/>
-              </w:rPr>
-              <w:fldChar w:fldCharType="separate"/>
-            </w:r>
-            <w:r>
-              <w:rPr>
-                <w:rStyle w:val="Hyperlink0"/>
-                <w:rFonts w:ascii="NewCMMath-Regular" w:hAnsi="NewCMMath-Regular"/>
-              </w:rPr>
-              <w:t>torsten.persson@iies.su.se</w:t>
-            </w:r>
-            <w:r>
-              <w:rPr>
-                <w:rFonts w:ascii="NewCMMath-Regular" w:eastAsia="NewCMMath-Regular" w:hAnsi="NewCMMath-Regular" w:cs="NewCMMath-Regular"/>
-              </w:rPr>
-              <w:fldChar w:fldCharType="end"/>
-            </w:r>
+            <w:hyperlink r:id="rId11" w:history="1">
+              <w:r>
+                <w:rPr>
+                  <w:rStyle w:val="Hyperlink0"/>
+                  <w:rFonts w:ascii="NewCMMath-Regular" w:hAnsi="NewCMMath-Regular"/>
+                </w:rPr>
+                <w:t>torsten.persson@iies.su.se</w:t>
+              </w:r>
+            </w:hyperlink>
           </w:p>
         </w:tc>
         <w:tc>
@@ -2333,7 +2206,6 @@
               </w:rPr>
               <w:t xml:space="preserve">and Verónica </w:t>
             </w:r>
-            <w:proofErr w:type="spellStart"/>
             <w:r>
               <w:rPr>
                 <w:rFonts w:ascii="NewComputerModern10-Regular" w:hAnsi="NewComputerModern10-Regular"/>
@@ -2362,7 +2234,6 @@
               </w:rPr>
               <w:t xml:space="preserve"> </w:t>
             </w:r>
-            <w:proofErr w:type="spellEnd"/>
             <w:r>
               <w:rPr>
                 <w:rFonts w:ascii="NewComputerModern10-Regular" w:hAnsi="NewComputerModern10-Regular"/>
@@ -3359,18 +3230,16 @@
               </w:rPr>
               <w:t xml:space="preserve">2018, </w:t>
             </w:r>
-            <w:proofErr w:type="spellStart"/>
-            <w:r>
-              <w:rPr>
-                <w:rFonts w:ascii="NewComputerModern Math" w:hAnsi="NewComputerModern Math" w:cs="NewComputerModern Math"/>
-                <w:color w:val="000000"/>
-                <w:sz w:val="19"/>
-                <w:szCs w:val="19"/>
-                <w:lang w:val="en-GB" w:eastAsia="en-GB"/>
-              </w:rPr>
-              <w:t>Startup</w:t>
-            </w:r>
-            <w:proofErr w:type="spellEnd"/>
+            <w:r>
+              <w:rPr>
+                <w:rFonts w:ascii="NewComputerModern Math" w:hAnsi="NewComputerModern Math" w:cs="NewComputerModern Math"/>
+                <w:color w:val="000000"/>
+                <w:sz w:val="19"/>
+                <w:szCs w:val="19"/>
+                <w:lang w:val="en-GB" w:eastAsia="en-GB"/>
+              </w:rPr>
+              <w:t>Start-up</w:t>
+            </w:r>
             <w:r>
               <w:rPr>
                 <w:rFonts w:ascii="NewComputerModern Math" w:hAnsi="NewComputerModern Math" w:cs="NewComputerModern Math"/>
@@ -3796,18 +3665,8 @@
                 <w:sz w:val="19"/>
                 <w:szCs w:val="19"/>
               </w:rPr>
-              <w:t xml:space="preserve">2017 - History of Economic Growth </w:t>
-            </w:r>
-            <w:proofErr w:type="gramStart"/>
-            <w:r>
-              <w:rPr>
-                <w:rFonts w:ascii="NewCMMath-Regular" w:hAnsi="NewCMMath-Regular"/>
-                <w:sz w:val="19"/>
-                <w:szCs w:val="19"/>
-              </w:rPr>
-              <w:t>-</w:t>
-            </w:r>
-            <w:proofErr w:type="gramEnd"/>
+              <w:t>2017 - History of Economic Growth -</w:t>
+            </w:r>
             <w:r>
               <w:rPr>
                 <w:rFonts w:ascii="NewCMMath-Regular" w:hAnsi="NewCMMath-Regular"/>
@@ -3816,23 +3675,13 @@
               </w:rPr>
               <w:t xml:space="preserve"> </w:t>
             </w:r>
-            <w:proofErr w:type="gramStart"/>
-            <w:r>
-              <w:rPr>
-                <w:rFonts w:ascii="NewCMMath-Regular" w:hAnsi="NewCMMath-Regular"/>
-                <w:sz w:val="19"/>
-                <w:szCs w:val="19"/>
-              </w:rPr>
-              <w:t>Undergraduate</w:t>
-            </w:r>
-            <w:proofErr w:type="gramEnd"/>
-            <w:r>
-              <w:rPr>
-                <w:rFonts w:ascii="NewCMMath-Regular" w:hAnsi="NewCMMath-Regular"/>
-                <w:sz w:val="19"/>
-                <w:szCs w:val="19"/>
-              </w:rPr>
-              <w:t>, Harvard University, TA for Melissa Dell</w:t>
+            <w:r>
+              <w:rPr>
+                <w:rFonts w:ascii="NewCMMath-Regular" w:hAnsi="NewCMMath-Regular"/>
+                <w:sz w:val="19"/>
+                <w:szCs w:val="19"/>
+              </w:rPr>
+              <w:t>Undergraduate, Harvard University, TA for Melissa Dell</w:t>
             </w:r>
           </w:p>
           <w:p>
@@ -5787,7 +5636,7 @@
       </w:pPr>
     </w:p>
     <w:sectPr>
-      <w:headerReference w:type="default" r:id="rId7"/>
+      <w:headerReference w:type="default" r:id="rId12"/>
       <w:pgSz w:w="12240" w:h="15840"/>
       <w:pgMar w:top="1260" w:right="1760" w:bottom="1440" w:left="1760" w:header="900" w:footer="720" w:gutter="0"/>
       <w:cols w:space="720"/>
